--- a/informes-growth/ypsomed-2026-10-14/Ypsomed - growth - 2026-10-14.docx
+++ b/informes-growth/ypsomed-2026-10-14/Ypsomed - growth - 2026-10-14.docx
@@ -3479,7 +3479,7 @@
         <w:t xml:space="preserve">lleno</w:t>
       </w:r>
       <w:r>
-        <w:t xml:space="preserve">, con un ~20 % de la cartera. Rentabilidades al precio actual con v11: Nu +19 %, Axon +36 %, Shopify +18 %, Snowflake +13 % y Samsara +15 %. La liquidez es de ≈27 EUR, así que solo cabe sustituir. Ypsomed da +3,4 % al precio actual (+6,6 % al cierre del 13-oct), mucho menos que la peor de las cinco, Snowflake con +13 %. Tiene convicción baja y la señal es frágil.</w:t>
+        <w:t xml:space="preserve">, con un ~20 % de la cartera. Rentabilidades al precio actual con v11: Nu +19 %, Axon +36 %, Shopify +18 %, Snowflake +13 % y Samsara +15 %. La liquidez libre es casi nula, así que solo cabe sustituir. Ypsomed da +3,4 % al precio actual (+6,6 % al cierre del 13-oct), mucho menos que la peor de las cinco, Snowflake con +13 %. Tiene convicción baja y la señal es frágil.</w:t>
       </w:r>
       <w:r>
         <w:t xml:space="preserve"> </w:t>
@@ -3546,7 +3546,7 @@
         <w:t xml:space="preserve"> </w:t>
       </w:r>
       <w:r>
-        <w:t xml:space="preserve">3,5 % (convicción baja), nunca menos de 1.000 EUR, y en dos tramos: la mitad tras los resultados del 11-nov si el negocio continuado crece al menos un 12 %, y la otra mitad con los resultados anuales de mayo. Es una propuesta: no se emite ninguna orden sin que el usuario la pida explícitamente en el chat y la confirme.</w:t>
+        <w:t xml:space="preserve">3,5 % (convicción baja), nunca menos, y en dos tramos: la mitad tras los resultados del 11-nov si el negocio continuado crece al menos un 12 %, y la otra mitad con los resultados anuales de mayo. Es una propuesta: no se emite ninguna orden sin que el usuario la pida explícitamente en el chat y la confirme.</w:t>
       </w:r>
     </w:p>
     <w:bookmarkEnd w:id="32"/>
